--- a/PHY118/handouts/PHY118_LB04_Rubric.docx
+++ b/PHY118/handouts/PHY118_LB04_Rubric.docx
@@ -53,7 +53,7 @@
           <w:sz w:val="17"/>
           <w:szCs w:val="17"/>
         </w:rPr>
-        <w:t xml:space="preserve">Grammar, spelling, and formatting problems are assessed 1 point per occurrence. Late submissions: 10-point penalty per day.</w:t>
+        <w:t xml:space="preserve">Grammar, spelling, and formatting problems are assessed 1 point per occurrence. There is no late penalty on lab reports, but a report submitted after grading has begun may be returned without written feedback.</w:t>
       </w:r>
     </w:p>
     <w:p>
@@ -93,6 +93,7 @@
         <w:gridCol w:w="1760"/>
         <w:gridCol w:w="1760"/>
         <w:gridCol w:w="1640"/>
+        <w:gridCol w:w="1512"/>
       </w:tblGrid>
       <w:tr>
         <w:tc>
@@ -212,7 +213,7 @@
                 <w:sz w:val="17"/>
                 <w:szCs w:val="17"/>
               </w:rPr>
-              <w:t xml:space="preserve">Nearly there</w:t>
+              <w:t>Strong</w:t>
             </w:r>
           </w:p>
         </w:tc>
@@ -242,7 +243,7 @@
                 <w:sz w:val="17"/>
                 <w:szCs w:val="17"/>
               </w:rPr>
-              <w:t xml:space="preserve">Needs work</w:t>
+              <w:t>Developing</w:t>
             </w:r>
           </w:p>
         </w:tc>
@@ -272,7 +273,17 @@
                 <w:sz w:val="17"/>
                 <w:szCs w:val="17"/>
               </w:rPr>
-              <w:t xml:space="preserve">Missing</w:t>
+              <w:t>Needs work</w:t>
+            </w:r>
+          </w:p>
+        </w:tc>
+        <w:tc>
+          <w:tcPr>
+            <w:tcW w:type="dxa" w:w="1512"/>
+          </w:tcPr>
+          <w:p>
+            <w:r>
+              <w:t>Missing</w:t>
             </w:r>
           </w:p>
         </w:tc>
@@ -362,94 +373,104 @@
                 <w:sz w:val="16"/>
                 <w:szCs w:val="16"/>
               </w:rPr>
-              <w:t xml:space="preserve">3 — Names, course and section, lab title and date, all present and correctly formatted.</w:t>
-            </w:r>
-          </w:p>
-        </w:tc>
-        <w:tc>
-          <w:tcPr>
-            <w:tcW w:type="dxa" w:w="0"/>
-            <w:tcMar>
-              <w:top w:type="dxa" w:w="60"/>
-              <w:left w:type="dxa" w:w="90"/>
-              <w:bottom w:type="dxa" w:w="60"/>
-              <w:right w:type="dxa" w:w="90"/>
-            </w:tcMar>
-          </w:tcPr>
-          <w:p>
-            <w:pPr>
-              <w:spacing w:after="0"/>
-            </w:pPr>
-            <w:r>
-              <w:rPr>
-                <w:rFonts w:ascii="Calibri" w:cs="Calibri" w:eastAsia="Calibri" w:hAnsi="Calibri"/>
-                <w:b w:val="false"/>
-                <w:bCs w:val="false"/>
-                <w:i w:val="false"/>
-                <w:iCs w:val="false"/>
-                <w:color w:val="262626"/>
-                <w:sz w:val="16"/>
-                <w:szCs w:val="16"/>
-              </w:rPr>
-              <w:t xml:space="preserve">2 — One item missing or misformatted.</w:t>
-            </w:r>
-          </w:p>
-        </w:tc>
-        <w:tc>
-          <w:tcPr>
-            <w:tcW w:type="dxa" w:w="0"/>
-            <w:tcMar>
-              <w:top w:type="dxa" w:w="60"/>
-              <w:left w:type="dxa" w:w="90"/>
-              <w:bottom w:type="dxa" w:w="60"/>
-              <w:right w:type="dxa" w:w="90"/>
-            </w:tcMar>
-          </w:tcPr>
-          <w:p>
-            <w:pPr>
-              <w:spacing w:after="0"/>
-            </w:pPr>
-            <w:r>
-              <w:rPr>
-                <w:rFonts w:ascii="Calibri" w:cs="Calibri" w:eastAsia="Calibri" w:hAnsi="Calibri"/>
-                <w:b w:val="false"/>
-                <w:bCs w:val="false"/>
-                <w:i w:val="false"/>
-                <w:iCs w:val="false"/>
-                <w:color w:val="262626"/>
-                <w:sz w:val="16"/>
-                <w:szCs w:val="16"/>
-              </w:rPr>
-              <w:t xml:space="preserve">1 — Several items missing.</w:t>
-            </w:r>
-          </w:p>
-        </w:tc>
-        <w:tc>
-          <w:tcPr>
-            <w:tcW w:type="dxa" w:w="0"/>
-            <w:tcMar>
-              <w:top w:type="dxa" w:w="60"/>
-              <w:left w:type="dxa" w:w="90"/>
-              <w:bottom w:type="dxa" w:w="60"/>
-              <w:right w:type="dxa" w:w="90"/>
-            </w:tcMar>
-          </w:tcPr>
-          <w:p>
-            <w:pPr>
-              <w:spacing w:after="0"/>
-            </w:pPr>
-            <w:r>
-              <w:rPr>
-                <w:rFonts w:ascii="Calibri" w:cs="Calibri" w:eastAsia="Calibri" w:hAnsi="Calibri"/>
-                <w:b w:val="false"/>
-                <w:bCs w:val="false"/>
-                <w:i w:val="false"/>
-                <w:iCs w:val="false"/>
-                <w:color w:val="262626"/>
-                <w:sz w:val="16"/>
-                <w:szCs w:val="16"/>
-              </w:rPr>
-              <w:t xml:space="preserve">0 — No heading block.</w:t>
+              <w:t>3 — Names, course and section, lab title and date, all present and correctly formatted.</w:t>
+            </w:r>
+          </w:p>
+        </w:tc>
+        <w:tc>
+          <w:tcPr>
+            <w:tcW w:type="dxa" w:w="0"/>
+            <w:tcMar>
+              <w:top w:type="dxa" w:w="60"/>
+              <w:left w:type="dxa" w:w="90"/>
+              <w:bottom w:type="dxa" w:w="60"/>
+              <w:right w:type="dxa" w:w="90"/>
+            </w:tcMar>
+          </w:tcPr>
+          <w:p>
+            <w:pPr>
+              <w:spacing w:after="0"/>
+            </w:pPr>
+            <w:r>
+              <w:rPr>
+                <w:rFonts w:ascii="Calibri" w:cs="Calibri" w:eastAsia="Calibri" w:hAnsi="Calibri"/>
+                <w:b w:val="false"/>
+                <w:bCs w:val="false"/>
+                <w:i w:val="false"/>
+                <w:iCs w:val="false"/>
+                <w:color w:val="262626"/>
+                <w:sz w:val="16"/>
+                <w:szCs w:val="16"/>
+              </w:rPr>
+              <w:t>2 — One item missing or misformatted.</w:t>
+            </w:r>
+          </w:p>
+        </w:tc>
+        <w:tc>
+          <w:tcPr>
+            <w:tcW w:type="dxa" w:w="0"/>
+            <w:tcMar>
+              <w:top w:type="dxa" w:w="60"/>
+              <w:left w:type="dxa" w:w="90"/>
+              <w:bottom w:type="dxa" w:w="60"/>
+              <w:right w:type="dxa" w:w="90"/>
+            </w:tcMar>
+          </w:tcPr>
+          <w:p>
+            <w:pPr>
+              <w:spacing w:after="0"/>
+            </w:pPr>
+            <w:r>
+              <w:rPr>
+                <w:rFonts w:ascii="Calibri" w:cs="Calibri" w:eastAsia="Calibri" w:hAnsi="Calibri"/>
+                <w:b w:val="false"/>
+                <w:bCs w:val="false"/>
+                <w:i w:val="false"/>
+                <w:iCs w:val="false"/>
+                <w:color w:val="262626"/>
+                <w:sz w:val="16"/>
+                <w:szCs w:val="16"/>
+              </w:rPr>
+              <w:t>2 — Template placeholders or brackets left in the heading, or the section number missing.</w:t>
+            </w:r>
+          </w:p>
+        </w:tc>
+        <w:tc>
+          <w:tcPr>
+            <w:tcW w:type="dxa" w:w="0"/>
+            <w:tcMar>
+              <w:top w:type="dxa" w:w="60"/>
+              <w:left w:type="dxa" w:w="90"/>
+              <w:bottom w:type="dxa" w:w="60"/>
+              <w:right w:type="dxa" w:w="90"/>
+            </w:tcMar>
+          </w:tcPr>
+          <w:p>
+            <w:pPr>
+              <w:spacing w:after="0"/>
+            </w:pPr>
+            <w:r>
+              <w:rPr>
+                <w:rFonts w:ascii="Calibri" w:cs="Calibri" w:eastAsia="Calibri" w:hAnsi="Calibri"/>
+                <w:b w:val="false"/>
+                <w:bCs w:val="false"/>
+                <w:i w:val="false"/>
+                <w:iCs w:val="false"/>
+                <w:color w:val="262626"/>
+                <w:sz w:val="16"/>
+                <w:szCs w:val="16"/>
+              </w:rPr>
+              <w:t>1 — Several items missing.</w:t>
+            </w:r>
+          </w:p>
+        </w:tc>
+        <w:tc>
+          <w:tcPr>
+            <w:tcW w:type="dxa" w:w="1512"/>
+          </w:tcPr>
+          <w:p>
+            <w:r>
+              <w:t>0 — No heading block.</w:t>
             </w:r>
           </w:p>
         </w:tc>
@@ -542,97 +563,107 @@
                 <w:sz w:val="16"/>
                 <w:szCs w:val="16"/>
               </w:rPr>
-              <w:t xml:space="preserve">7 — Four sentences or fewer. States what was measured, gives the experimental total mass with its uncertainty and the percent error, and says whether Newton's second law was verified. Nothing else.</w:t>
-            </w:r>
-          </w:p>
-        </w:tc>
-        <w:tc>
-          <w:tcPr>
-            <w:tcW w:type="dxa" w:w="0"/>
-            <w:shd w:fill="FFFDF8" w:color="auto" w:val="clear"/>
-            <w:tcMar>
-              <w:top w:type="dxa" w:w="60"/>
-              <w:left w:type="dxa" w:w="90"/>
-              <w:bottom w:type="dxa" w:w="60"/>
-              <w:right w:type="dxa" w:w="90"/>
-            </w:tcMar>
-          </w:tcPr>
-          <w:p>
-            <w:pPr>
-              <w:spacing w:after="0"/>
-            </w:pPr>
-            <w:r>
-              <w:rPr>
-                <w:rFonts w:ascii="Calibri" w:cs="Calibri" w:eastAsia="Calibri" w:hAnsi="Calibri"/>
-                <w:b w:val="false"/>
-                <w:bCs w:val="false"/>
-                <w:i w:val="false"/>
-                <w:iCs w:val="false"/>
-                <w:color w:val="262626"/>
-                <w:sz w:val="16"/>
-                <w:szCs w:val="16"/>
-              </w:rPr>
-              <w:t xml:space="preserve">5 — All content present but runs long or includes method detail.</w:t>
-            </w:r>
-          </w:p>
-        </w:tc>
-        <w:tc>
-          <w:tcPr>
-            <w:tcW w:type="dxa" w:w="0"/>
-            <w:shd w:fill="FFFDF8" w:color="auto" w:val="clear"/>
-            <w:tcMar>
-              <w:top w:type="dxa" w:w="60"/>
-              <w:left w:type="dxa" w:w="90"/>
-              <w:bottom w:type="dxa" w:w="60"/>
-              <w:right w:type="dxa" w:w="90"/>
-            </w:tcMar>
-          </w:tcPr>
-          <w:p>
-            <w:pPr>
-              <w:spacing w:after="0"/>
-            </w:pPr>
-            <w:r>
-              <w:rPr>
-                <w:rFonts w:ascii="Calibri" w:cs="Calibri" w:eastAsia="Calibri" w:hAnsi="Calibri"/>
-                <w:b w:val="false"/>
-                <w:bCs w:val="false"/>
-                <w:i w:val="false"/>
-                <w:iCs w:val="false"/>
-                <w:color w:val="262626"/>
-                <w:sz w:val="16"/>
-                <w:szCs w:val="16"/>
-              </w:rPr>
-              <w:t xml:space="preserve">3 — Describes the lab but reports no numbers.</w:t>
-            </w:r>
-          </w:p>
-        </w:tc>
-        <w:tc>
-          <w:tcPr>
-            <w:tcW w:type="dxa" w:w="0"/>
-            <w:shd w:fill="FFFDF8" w:color="auto" w:val="clear"/>
-            <w:tcMar>
-              <w:top w:type="dxa" w:w="60"/>
-              <w:left w:type="dxa" w:w="90"/>
-              <w:bottom w:type="dxa" w:w="60"/>
-              <w:right w:type="dxa" w:w="90"/>
-            </w:tcMar>
-          </w:tcPr>
-          <w:p>
-            <w:pPr>
-              <w:spacing w:after="0"/>
-            </w:pPr>
-            <w:r>
-              <w:rPr>
-                <w:rFonts w:ascii="Calibri" w:cs="Calibri" w:eastAsia="Calibri" w:hAnsi="Calibri"/>
-                <w:b w:val="false"/>
-                <w:bCs w:val="false"/>
-                <w:i w:val="false"/>
-                <w:iCs w:val="false"/>
-                <w:color w:val="262626"/>
-                <w:sz w:val="16"/>
-                <w:szCs w:val="16"/>
-              </w:rPr>
-              <w:t xml:space="preserve">0 — No abstract.</w:t>
+              <w:t>7 — Four sentences or fewer. States what was measured, gives the experimental total mass with its uncertainty and the percent error, and says whether Newton's second law was verified. Nothing else.</w:t>
+            </w:r>
+          </w:p>
+        </w:tc>
+        <w:tc>
+          <w:tcPr>
+            <w:tcW w:type="dxa" w:w="0"/>
+            <w:shd w:fill="FFFDF8" w:color="auto" w:val="clear"/>
+            <w:tcMar>
+              <w:top w:type="dxa" w:w="60"/>
+              <w:left w:type="dxa" w:w="90"/>
+              <w:bottom w:type="dxa" w:w="60"/>
+              <w:right w:type="dxa" w:w="90"/>
+            </w:tcMar>
+          </w:tcPr>
+          <w:p>
+            <w:pPr>
+              <w:spacing w:after="0"/>
+            </w:pPr>
+            <w:r>
+              <w:rPr>
+                <w:rFonts w:ascii="Calibri" w:cs="Calibri" w:eastAsia="Calibri" w:hAnsi="Calibri"/>
+                <w:b w:val="false"/>
+                <w:bCs w:val="false"/>
+                <w:i w:val="false"/>
+                <w:iCs w:val="false"/>
+                <w:color w:val="262626"/>
+                <w:sz w:val="16"/>
+                <w:szCs w:val="16"/>
+              </w:rPr>
+              <w:t>6 — All content present but runs long or includes method detail.</w:t>
+            </w:r>
+          </w:p>
+        </w:tc>
+        <w:tc>
+          <w:tcPr>
+            <w:tcW w:type="dxa" w:w="0"/>
+            <w:shd w:fill="FFFDF8" w:color="auto" w:val="clear"/>
+            <w:tcMar>
+              <w:top w:type="dxa" w:w="60"/>
+              <w:left w:type="dxa" w:w="90"/>
+              <w:bottom w:type="dxa" w:w="60"/>
+              <w:right w:type="dxa" w:w="90"/>
+            </w:tcMar>
+          </w:tcPr>
+          <w:p>
+            <w:pPr>
+              <w:spacing w:after="0"/>
+            </w:pPr>
+            <w:r>
+              <w:rPr>
+                <w:rFonts w:ascii="Calibri" w:cs="Calibri" w:eastAsia="Calibri" w:hAnsi="Calibri"/>
+                <w:b w:val="false"/>
+                <w:bCs w:val="false"/>
+                <w:i w:val="false"/>
+                <w:iCs w:val="false"/>
+                <w:color w:val="262626"/>
+                <w:sz w:val="16"/>
+                <w:szCs w:val="16"/>
+              </w:rPr>
+              <w:t>4 — Reports the experimental mass or the percent error but not both, or gives the mass with no uncertainty.</w:t>
+            </w:r>
+          </w:p>
+        </w:tc>
+        <w:tc>
+          <w:tcPr>
+            <w:tcW w:type="dxa" w:w="0"/>
+            <w:shd w:fill="FFFDF8" w:color="auto" w:val="clear"/>
+            <w:tcMar>
+              <w:top w:type="dxa" w:w="60"/>
+              <w:left w:type="dxa" w:w="90"/>
+              <w:bottom w:type="dxa" w:w="60"/>
+              <w:right w:type="dxa" w:w="90"/>
+            </w:tcMar>
+          </w:tcPr>
+          <w:p>
+            <w:pPr>
+              <w:spacing w:after="0"/>
+            </w:pPr>
+            <w:r>
+              <w:rPr>
+                <w:rFonts w:ascii="Calibri" w:cs="Calibri" w:eastAsia="Calibri" w:hAnsi="Calibri"/>
+                <w:b w:val="false"/>
+                <w:bCs w:val="false"/>
+                <w:i w:val="false"/>
+                <w:iCs w:val="false"/>
+                <w:color w:val="262626"/>
+                <w:sz w:val="16"/>
+                <w:szCs w:val="16"/>
+              </w:rPr>
+              <w:t>2 — Describes the lab but reports no numbers.</w:t>
+            </w:r>
+          </w:p>
+        </w:tc>
+        <w:tc>
+          <w:tcPr>
+            <w:tcW w:type="dxa" w:w="1512"/>
+          </w:tcPr>
+          <w:p>
+            <w:r>
+              <w:t>0 — No abstract.</w:t>
             </w:r>
           </w:p>
         </w:tc>
@@ -722,94 +753,104 @@
                 <w:sz w:val="16"/>
                 <w:szCs w:val="16"/>
               </w:rPr>
-              <w:t xml:space="preserve">10 — Derives a = F_g,H / M_T line by line from the two free-body equations, eliminating the tension; rearranges it to a = (1/M_T)F and says in words why that makes the slope of a against F a mass; every variable defined; states a hypothesis that can later be confirmed or rejected.</w:t>
-            </w:r>
-          </w:p>
-        </w:tc>
-        <w:tc>
-          <w:tcPr>
-            <w:tcW w:type="dxa" w:w="0"/>
-            <w:tcMar>
-              <w:top w:type="dxa" w:w="60"/>
-              <w:left w:type="dxa" w:w="90"/>
-              <w:bottom w:type="dxa" w:w="60"/>
-              <w:right w:type="dxa" w:w="90"/>
-            </w:tcMar>
-          </w:tcPr>
-          <w:p>
-            <w:pPr>
-              <w:spacing w:after="0"/>
-            </w:pPr>
-            <w:r>
-              <w:rPr>
-                <w:rFonts w:ascii="Calibri" w:cs="Calibri" w:eastAsia="Calibri" w:hAnsi="Calibri"/>
-                <w:b w:val="false"/>
-                <w:bCs w:val="false"/>
-                <w:i w:val="false"/>
-                <w:iCs w:val="false"/>
-                <w:color w:val="262626"/>
-                <w:sz w:val="16"/>
-                <w:szCs w:val="16"/>
-              </w:rPr>
-              <w:t xml:space="preserve">8 — Derivation present but a step, the rearrangement, or a variable definition is missing.</w:t>
-            </w:r>
-          </w:p>
-        </w:tc>
-        <w:tc>
-          <w:tcPr>
-            <w:tcW w:type="dxa" w:w="0"/>
-            <w:tcMar>
-              <w:top w:type="dxa" w:w="60"/>
-              <w:left w:type="dxa" w:w="90"/>
-              <w:bottom w:type="dxa" w:w="60"/>
-              <w:right w:type="dxa" w:w="90"/>
-            </w:tcMar>
-          </w:tcPr>
-          <w:p>
-            <w:pPr>
-              <w:spacing w:after="0"/>
-            </w:pPr>
-            <w:r>
-              <w:rPr>
-                <w:rFonts w:ascii="Calibri" w:cs="Calibri" w:eastAsia="Calibri" w:hAnsi="Calibri"/>
-                <w:b w:val="false"/>
-                <w:bCs w:val="false"/>
-                <w:i w:val="false"/>
-                <w:iCs w:val="false"/>
-                <w:color w:val="262626"/>
-                <w:sz w:val="16"/>
-                <w:szCs w:val="16"/>
-              </w:rPr>
-              <w:t xml:space="preserve">4 — The equation is quoted rather than derived, or there is no hypothesis.</w:t>
-            </w:r>
-          </w:p>
-        </w:tc>
-        <w:tc>
-          <w:tcPr>
-            <w:tcW w:type="dxa" w:w="0"/>
-            <w:tcMar>
-              <w:top w:type="dxa" w:w="60"/>
-              <w:left w:type="dxa" w:w="90"/>
-              <w:bottom w:type="dxa" w:w="60"/>
-              <w:right w:type="dxa" w:w="90"/>
-            </w:tcMar>
-          </w:tcPr>
-          <w:p>
-            <w:pPr>
-              <w:spacing w:after="0"/>
-            </w:pPr>
-            <w:r>
-              <w:rPr>
-                <w:rFonts w:ascii="Calibri" w:cs="Calibri" w:eastAsia="Calibri" w:hAnsi="Calibri"/>
-                <w:b w:val="false"/>
-                <w:bCs w:val="false"/>
-                <w:i w:val="false"/>
-                <w:iCs w:val="false"/>
-                <w:color w:val="262626"/>
-                <w:sz w:val="16"/>
-                <w:szCs w:val="16"/>
-              </w:rPr>
-              <w:t xml:space="preserve">0 — No introduction.</w:t>
+              <w:t>10 — Derives a = F_g,H / M_T line by line from the two free-body equations, eliminating the tension; rearranges it to a = (1/M_T)F and says in words why that makes the slope of a against F a mass; every variable defined; states a hypothesis that can later be confirmed or rejected.</w:t>
+            </w:r>
+          </w:p>
+        </w:tc>
+        <w:tc>
+          <w:tcPr>
+            <w:tcW w:type="dxa" w:w="0"/>
+            <w:tcMar>
+              <w:top w:type="dxa" w:w="60"/>
+              <w:left w:type="dxa" w:w="90"/>
+              <w:bottom w:type="dxa" w:w="60"/>
+              <w:right w:type="dxa" w:w="90"/>
+            </w:tcMar>
+          </w:tcPr>
+          <w:p>
+            <w:pPr>
+              <w:spacing w:after="0"/>
+            </w:pPr>
+            <w:r>
+              <w:rPr>
+                <w:rFonts w:ascii="Calibri" w:cs="Calibri" w:eastAsia="Calibri" w:hAnsi="Calibri"/>
+                <w:b w:val="false"/>
+                <w:bCs w:val="false"/>
+                <w:i w:val="false"/>
+                <w:iCs w:val="false"/>
+                <w:color w:val="262626"/>
+                <w:sz w:val="16"/>
+                <w:szCs w:val="16"/>
+              </w:rPr>
+              <w:t>8 — Derivation present but a step, the rearrangement, or a variable definition is missing.</w:t>
+            </w:r>
+          </w:p>
+        </w:tc>
+        <w:tc>
+          <w:tcPr>
+            <w:tcW w:type="dxa" w:w="0"/>
+            <w:tcMar>
+              <w:top w:type="dxa" w:w="60"/>
+              <w:left w:type="dxa" w:w="90"/>
+              <w:bottom w:type="dxa" w:w="60"/>
+              <w:right w:type="dxa" w:w="90"/>
+            </w:tcMar>
+          </w:tcPr>
+          <w:p>
+            <w:pPr>
+              <w:spacing w:after="0"/>
+            </w:pPr>
+            <w:r>
+              <w:rPr>
+                <w:rFonts w:ascii="Calibri" w:cs="Calibri" w:eastAsia="Calibri" w:hAnsi="Calibri"/>
+                <w:b w:val="false"/>
+                <w:bCs w:val="false"/>
+                <w:i w:val="false"/>
+                <w:iCs w:val="false"/>
+                <w:color w:val="262626"/>
+                <w:sz w:val="16"/>
+                <w:szCs w:val="16"/>
+              </w:rPr>
+              <w:t>6 — The derivation is sketched rather than worked line by line, or the rearrangement to a = (1/M_T)F is shown without saying in words why that makes the slope a mass.</w:t>
+            </w:r>
+          </w:p>
+        </w:tc>
+        <w:tc>
+          <w:tcPr>
+            <w:tcW w:type="dxa" w:w="0"/>
+            <w:tcMar>
+              <w:top w:type="dxa" w:w="60"/>
+              <w:left w:type="dxa" w:w="90"/>
+              <w:bottom w:type="dxa" w:w="60"/>
+              <w:right w:type="dxa" w:w="90"/>
+            </w:tcMar>
+          </w:tcPr>
+          <w:p>
+            <w:pPr>
+              <w:spacing w:after="0"/>
+            </w:pPr>
+            <w:r>
+              <w:rPr>
+                <w:rFonts w:ascii="Calibri" w:cs="Calibri" w:eastAsia="Calibri" w:hAnsi="Calibri"/>
+                <w:b w:val="false"/>
+                <w:bCs w:val="false"/>
+                <w:i w:val="false"/>
+                <w:iCs w:val="false"/>
+                <w:color w:val="262626"/>
+                <w:sz w:val="16"/>
+                <w:szCs w:val="16"/>
+              </w:rPr>
+              <w:t>3 — The equation is quoted rather than derived, or there is no hypothesis.</w:t>
+            </w:r>
+          </w:p>
+        </w:tc>
+        <w:tc>
+          <w:tcPr>
+            <w:tcW w:type="dxa" w:w="1512"/>
+          </w:tcPr>
+          <w:p>
+            <w:r>
+              <w:t>0 — No introduction.</w:t>
             </w:r>
           </w:p>
         </w:tc>
@@ -902,97 +943,107 @@
                 <w:sz w:val="16"/>
                 <w:szCs w:val="16"/>
               </w:rPr>
-              <w:t xml:space="preserve">8 — Apparatus described in prose; a labelled sketch of the half Atwood setup redrawn by you, AND a free-body diagram for each body, with the positive direction chosen for each body stated explicitly.</w:t>
-            </w:r>
-          </w:p>
-        </w:tc>
-        <w:tc>
-          <w:tcPr>
-            <w:tcW w:type="dxa" w:w="0"/>
-            <w:shd w:fill="FFFDF8" w:color="auto" w:val="clear"/>
-            <w:tcMar>
-              <w:top w:type="dxa" w:w="60"/>
-              <w:left w:type="dxa" w:w="90"/>
-              <w:bottom w:type="dxa" w:w="60"/>
-              <w:right w:type="dxa" w:w="90"/>
-            </w:tcMar>
-          </w:tcPr>
-          <w:p>
-            <w:pPr>
-              <w:spacing w:after="0"/>
-            </w:pPr>
-            <w:r>
-              <w:rPr>
-                <w:rFonts w:ascii="Calibri" w:cs="Calibri" w:eastAsia="Calibri" w:hAnsi="Calibri"/>
-                <w:b w:val="false"/>
-                <w:bCs w:val="false"/>
-                <w:i w:val="false"/>
-                <w:iCs w:val="false"/>
-                <w:color w:val="262626"/>
-                <w:sz w:val="16"/>
-                <w:szCs w:val="16"/>
-              </w:rPr>
-              <w:t xml:space="preserve">6 — Sketch and both diagrams present, but a force is unlabelled or a sign convention is left unstated.</w:t>
-            </w:r>
-          </w:p>
-        </w:tc>
-        <w:tc>
-          <w:tcPr>
-            <w:tcW w:type="dxa" w:w="0"/>
-            <w:shd w:fill="FFFDF8" w:color="auto" w:val="clear"/>
-            <w:tcMar>
-              <w:top w:type="dxa" w:w="60"/>
-              <w:left w:type="dxa" w:w="90"/>
-              <w:bottom w:type="dxa" w:w="60"/>
-              <w:right w:type="dxa" w:w="90"/>
-            </w:tcMar>
-          </w:tcPr>
-          <w:p>
-            <w:pPr>
-              <w:spacing w:after="0"/>
-            </w:pPr>
-            <w:r>
-              <w:rPr>
-                <w:rFonts w:ascii="Calibri" w:cs="Calibri" w:eastAsia="Calibri" w:hAnsi="Calibri"/>
-                <w:b w:val="false"/>
-                <w:bCs w:val="false"/>
-                <w:i w:val="false"/>
-                <w:iCs w:val="false"/>
-                <w:color w:val="262626"/>
-                <w:sz w:val="16"/>
-                <w:szCs w:val="16"/>
-              </w:rPr>
-              <w:t xml:space="preserve">3 — Bare equipment list, or only one of sketch and free-body diagrams.</w:t>
-            </w:r>
-          </w:p>
-        </w:tc>
-        <w:tc>
-          <w:tcPr>
-            <w:tcW w:type="dxa" w:w="0"/>
-            <w:shd w:fill="FFFDF8" w:color="auto" w:val="clear"/>
-            <w:tcMar>
-              <w:top w:type="dxa" w:w="60"/>
-              <w:left w:type="dxa" w:w="90"/>
-              <w:bottom w:type="dxa" w:w="60"/>
-              <w:right w:type="dxa" w:w="90"/>
-            </w:tcMar>
-          </w:tcPr>
-          <w:p>
-            <w:pPr>
-              <w:spacing w:after="0"/>
-            </w:pPr>
-            <w:r>
-              <w:rPr>
-                <w:rFonts w:ascii="Calibri" w:cs="Calibri" w:eastAsia="Calibri" w:hAnsi="Calibri"/>
-                <w:b w:val="false"/>
-                <w:bCs w:val="false"/>
-                <w:i w:val="false"/>
-                <w:iCs w:val="false"/>
-                <w:color w:val="262626"/>
-                <w:sz w:val="16"/>
-                <w:szCs w:val="16"/>
-              </w:rPr>
-              <w:t xml:space="preserve">0 — No materials or setup description.</w:t>
+              <w:t>8 — Apparatus described in prose; a labelled sketch of the half Atwood setup redrawn by you, AND a free-body diagram for each body, with the positive direction chosen for each body stated explicitly.</w:t>
+            </w:r>
+          </w:p>
+        </w:tc>
+        <w:tc>
+          <w:tcPr>
+            <w:tcW w:type="dxa" w:w="0"/>
+            <w:shd w:fill="FFFDF8" w:color="auto" w:val="clear"/>
+            <w:tcMar>
+              <w:top w:type="dxa" w:w="60"/>
+              <w:left w:type="dxa" w:w="90"/>
+              <w:bottom w:type="dxa" w:w="60"/>
+              <w:right w:type="dxa" w:w="90"/>
+            </w:tcMar>
+          </w:tcPr>
+          <w:p>
+            <w:pPr>
+              <w:spacing w:after="0"/>
+            </w:pPr>
+            <w:r>
+              <w:rPr>
+                <w:rFonts w:ascii="Calibri" w:cs="Calibri" w:eastAsia="Calibri" w:hAnsi="Calibri"/>
+                <w:b w:val="false"/>
+                <w:bCs w:val="false"/>
+                <w:i w:val="false"/>
+                <w:iCs w:val="false"/>
+                <w:color w:val="262626"/>
+                <w:sz w:val="16"/>
+                <w:szCs w:val="16"/>
+              </w:rPr>
+              <w:t>7 — Sketch and both free-body diagrams present and labelled, but one force label or axis choice is unclear.</w:t>
+            </w:r>
+          </w:p>
+        </w:tc>
+        <w:tc>
+          <w:tcPr>
+            <w:tcW w:type="dxa" w:w="0"/>
+            <w:shd w:fill="FFFDF8" w:color="auto" w:val="clear"/>
+            <w:tcMar>
+              <w:top w:type="dxa" w:w="60"/>
+              <w:left w:type="dxa" w:w="90"/>
+              <w:bottom w:type="dxa" w:w="60"/>
+              <w:right w:type="dxa" w:w="90"/>
+            </w:tcMar>
+          </w:tcPr>
+          <w:p>
+            <w:pPr>
+              <w:spacing w:after="0"/>
+            </w:pPr>
+            <w:r>
+              <w:rPr>
+                <w:rFonts w:ascii="Calibri" w:cs="Calibri" w:eastAsia="Calibri" w:hAnsi="Calibri"/>
+                <w:b w:val="false"/>
+                <w:bCs w:val="false"/>
+                <w:i w:val="false"/>
+                <w:iCs w:val="false"/>
+                <w:color w:val="262626"/>
+                <w:sz w:val="16"/>
+                <w:szCs w:val="16"/>
+              </w:rPr>
+              <w:t>5 — Only one body has a free-body diagram, or the sign convention is not stated for either body.</w:t>
+            </w:r>
+          </w:p>
+        </w:tc>
+        <w:tc>
+          <w:tcPr>
+            <w:tcW w:type="dxa" w:w="0"/>
+            <w:shd w:fill="FFFDF8" w:color="auto" w:val="clear"/>
+            <w:tcMar>
+              <w:top w:type="dxa" w:w="60"/>
+              <w:left w:type="dxa" w:w="90"/>
+              <w:bottom w:type="dxa" w:w="60"/>
+              <w:right w:type="dxa" w:w="90"/>
+            </w:tcMar>
+          </w:tcPr>
+          <w:p>
+            <w:pPr>
+              <w:spacing w:after="0"/>
+            </w:pPr>
+            <w:r>
+              <w:rPr>
+                <w:rFonts w:ascii="Calibri" w:cs="Calibri" w:eastAsia="Calibri" w:hAnsi="Calibri"/>
+                <w:b w:val="false"/>
+                <w:bCs w:val="false"/>
+                <w:i w:val="false"/>
+                <w:iCs w:val="false"/>
+                <w:color w:val="262626"/>
+                <w:sz w:val="16"/>
+                <w:szCs w:val="16"/>
+              </w:rPr>
+              <w:t>3 — Bare equipment list, or only one of sketch and free-body diagrams.</w:t>
+            </w:r>
+          </w:p>
+        </w:tc>
+        <w:tc>
+          <w:tcPr>
+            <w:tcW w:type="dxa" w:w="1512"/>
+          </w:tcPr>
+          <w:p>
+            <w:r>
+              <w:t>0 — No materials or setup description.</w:t>
             </w:r>
           </w:p>
         </w:tc>
@@ -1082,94 +1133,104 @@
                 <w:sz w:val="16"/>
                 <w:szCs w:val="16"/>
               </w:rPr>
-              <w:t xml:space="preserve">8 — Written in own words as prose, reproducible, and EXPLAINS THE CONSTANT-TOTAL-MASS STRATEGY: that mass was moved from the cart to the hanger rather than added, and why that is what leaves the driving force as the only variable under test. States how each acceleration was obtained from the position data.</w:t>
-            </w:r>
-          </w:p>
-        </w:tc>
-        <w:tc>
-          <w:tcPr>
-            <w:tcW w:type="dxa" w:w="0"/>
-            <w:tcMar>
-              <w:top w:type="dxa" w:w="60"/>
-              <w:left w:type="dxa" w:w="90"/>
-              <w:bottom w:type="dxa" w:w="60"/>
-              <w:right w:type="dxa" w:w="90"/>
-            </w:tcMar>
-          </w:tcPr>
-          <w:p>
-            <w:pPr>
-              <w:spacing w:after="0"/>
-            </w:pPr>
-            <w:r>
-              <w:rPr>
-                <w:rFonts w:ascii="Calibri" w:cs="Calibri" w:eastAsia="Calibri" w:hAnsi="Calibri"/>
-                <w:b w:val="false"/>
-                <w:bCs w:val="false"/>
-                <w:i w:val="false"/>
-                <w:iCs w:val="false"/>
-                <w:color w:val="262626"/>
-                <w:sz w:val="16"/>
-                <w:szCs w:val="16"/>
-              </w:rPr>
-              <w:t xml:space="preserve">6 — Reproducible, but the constant-total-mass strategy is stated without being explained.</w:t>
-            </w:r>
-          </w:p>
-        </w:tc>
-        <w:tc>
-          <w:tcPr>
-            <w:tcW w:type="dxa" w:w="0"/>
-            <w:tcMar>
-              <w:top w:type="dxa" w:w="60"/>
-              <w:left w:type="dxa" w:w="90"/>
-              <w:bottom w:type="dxa" w:w="60"/>
-              <w:right w:type="dxa" w:w="90"/>
-            </w:tcMar>
-          </w:tcPr>
-          <w:p>
-            <w:pPr>
-              <w:spacing w:after="0"/>
-            </w:pPr>
-            <w:r>
-              <w:rPr>
-                <w:rFonts w:ascii="Calibri" w:cs="Calibri" w:eastAsia="Calibri" w:hAnsi="Calibri"/>
-                <w:b w:val="false"/>
-                <w:bCs w:val="false"/>
-                <w:i w:val="false"/>
-                <w:iCs w:val="false"/>
-                <w:color w:val="262626"/>
-                <w:sz w:val="16"/>
-                <w:szCs w:val="16"/>
-              </w:rPr>
-              <w:t xml:space="preserve">3 — Copied or closely paraphrased from the handout.</w:t>
-            </w:r>
-          </w:p>
-        </w:tc>
-        <w:tc>
-          <w:tcPr>
-            <w:tcW w:type="dxa" w:w="0"/>
-            <w:tcMar>
-              <w:top w:type="dxa" w:w="60"/>
-              <w:left w:type="dxa" w:w="90"/>
-              <w:bottom w:type="dxa" w:w="60"/>
-              <w:right w:type="dxa" w:w="90"/>
-            </w:tcMar>
-          </w:tcPr>
-          <w:p>
-            <w:pPr>
-              <w:spacing w:after="0"/>
-            </w:pPr>
-            <w:r>
-              <w:rPr>
-                <w:rFonts w:ascii="Calibri" w:cs="Calibri" w:eastAsia="Calibri" w:hAnsi="Calibri"/>
-                <w:b w:val="false"/>
-                <w:bCs w:val="false"/>
-                <w:i w:val="false"/>
-                <w:iCs w:val="false"/>
-                <w:color w:val="262626"/>
-                <w:sz w:val="16"/>
-                <w:szCs w:val="16"/>
-              </w:rPr>
-              <w:t xml:space="preserve">0 — No procedure.</w:t>
+              <w:t>8 — Written in own words as prose, reproducible, and EXPLAINS THE CONSTANT-TOTAL-MASS STRATEGY: that mass was moved from the cart to the hanger rather than added, and why that is what leaves the driving force as the only variable under test. States how each acceleration was obtained from the position data.</w:t>
+            </w:r>
+          </w:p>
+        </w:tc>
+        <w:tc>
+          <w:tcPr>
+            <w:tcW w:type="dxa" w:w="0"/>
+            <w:tcMar>
+              <w:top w:type="dxa" w:w="60"/>
+              <w:left w:type="dxa" w:w="90"/>
+              <w:bottom w:type="dxa" w:w="60"/>
+              <w:right w:type="dxa" w:w="90"/>
+            </w:tcMar>
+          </w:tcPr>
+          <w:p>
+            <w:pPr>
+              <w:spacing w:after="0"/>
+            </w:pPr>
+            <w:r>
+              <w:rPr>
+                <w:rFonts w:ascii="Calibri" w:cs="Calibri" w:eastAsia="Calibri" w:hAnsi="Calibri"/>
+                <w:b w:val="false"/>
+                <w:bCs w:val="false"/>
+                <w:i w:val="false"/>
+                <w:iCs w:val="false"/>
+                <w:color w:val="262626"/>
+                <w:sz w:val="16"/>
+                <w:szCs w:val="16"/>
+              </w:rPr>
+              <w:t>7 — Reproducible and in the student's own words, but one detail is thin.</w:t>
+            </w:r>
+          </w:p>
+        </w:tc>
+        <w:tc>
+          <w:tcPr>
+            <w:tcW w:type="dxa" w:w="0"/>
+            <w:tcMar>
+              <w:top w:type="dxa" w:w="60"/>
+              <w:left w:type="dxa" w:w="90"/>
+              <w:bottom w:type="dxa" w:w="60"/>
+              <w:right w:type="dxa" w:w="90"/>
+            </w:tcMar>
+          </w:tcPr>
+          <w:p>
+            <w:pPr>
+              <w:spacing w:after="0"/>
+            </w:pPr>
+            <w:r>
+              <w:rPr>
+                <w:rFonts w:ascii="Calibri" w:cs="Calibri" w:eastAsia="Calibri" w:hAnsi="Calibri"/>
+                <w:b w:val="false"/>
+                <w:bCs w:val="false"/>
+                <w:i w:val="false"/>
+                <w:iCs w:val="false"/>
+                <w:color w:val="262626"/>
+                <w:sz w:val="16"/>
+                <w:szCs w:val="16"/>
+              </w:rPr>
+              <w:t>5 — Reproducible, but the constant-total-mass strategy is stated without being explained.</w:t>
+            </w:r>
+          </w:p>
+        </w:tc>
+        <w:tc>
+          <w:tcPr>
+            <w:tcW w:type="dxa" w:w="0"/>
+            <w:tcMar>
+              <w:top w:type="dxa" w:w="60"/>
+              <w:left w:type="dxa" w:w="90"/>
+              <w:bottom w:type="dxa" w:w="60"/>
+              <w:right w:type="dxa" w:w="90"/>
+            </w:tcMar>
+          </w:tcPr>
+          <w:p>
+            <w:pPr>
+              <w:spacing w:after="0"/>
+            </w:pPr>
+            <w:r>
+              <w:rPr>
+                <w:rFonts w:ascii="Calibri" w:cs="Calibri" w:eastAsia="Calibri" w:hAnsi="Calibri"/>
+                <w:b w:val="false"/>
+                <w:bCs w:val="false"/>
+                <w:i w:val="false"/>
+                <w:iCs w:val="false"/>
+                <w:color w:val="262626"/>
+                <w:sz w:val="16"/>
+                <w:szCs w:val="16"/>
+              </w:rPr>
+              <w:t>3 — Copied or closely paraphrased from the handout.</w:t>
+            </w:r>
+          </w:p>
+        </w:tc>
+        <w:tc>
+          <w:tcPr>
+            <w:tcW w:type="dxa" w:w="1512"/>
+          </w:tcPr>
+          <w:p>
+            <w:r>
+              <w:t>0 — No procedure.</w:t>
             </w:r>
           </w:p>
         </w:tc>
@@ -1262,97 +1323,107 @@
                 <w:sz w:val="16"/>
                 <w:szCs w:val="16"/>
               </w:rPr>
-              <w:t xml:space="preserve">12 — Table of all five runs carrying hanging mass, driving force, the fit window used, the quadratic coefficient, the acceleration and the uncertainty the fit reported. Every table numbered, captioned, with units and consistent significant digits, and referenced in the text.</w:t>
-            </w:r>
-          </w:p>
-        </w:tc>
-        <w:tc>
-          <w:tcPr>
-            <w:tcW w:type="dxa" w:w="0"/>
-            <w:shd w:fill="FFFDF8" w:color="auto" w:val="clear"/>
-            <w:tcMar>
-              <w:top w:type="dxa" w:w="60"/>
-              <w:left w:type="dxa" w:w="90"/>
-              <w:bottom w:type="dxa" w:w="60"/>
-              <w:right w:type="dxa" w:w="90"/>
-            </w:tcMar>
-          </w:tcPr>
-          <w:p>
-            <w:pPr>
-              <w:spacing w:after="0"/>
-            </w:pPr>
-            <w:r>
-              <w:rPr>
-                <w:rFonts w:ascii="Calibri" w:cs="Calibri" w:eastAsia="Calibri" w:hAnsi="Calibri"/>
-                <w:b w:val="false"/>
-                <w:bCs w:val="false"/>
-                <w:i w:val="false"/>
-                <w:iCs w:val="false"/>
-                <w:color w:val="262626"/>
-                <w:sz w:val="16"/>
-                <w:szCs w:val="16"/>
-              </w:rPr>
-              <w:t xml:space="preserve">9 — Table present; minor issues with captions, units or significant digits, or the fit windows are omitted.</w:t>
-            </w:r>
-          </w:p>
-        </w:tc>
-        <w:tc>
-          <w:tcPr>
-            <w:tcW w:type="dxa" w:w="0"/>
-            <w:shd w:fill="FFFDF8" w:color="auto" w:val="clear"/>
-            <w:tcMar>
-              <w:top w:type="dxa" w:w="60"/>
-              <w:left w:type="dxa" w:w="90"/>
-              <w:bottom w:type="dxa" w:w="60"/>
-              <w:right w:type="dxa" w:w="90"/>
-            </w:tcMar>
-          </w:tcPr>
-          <w:p>
-            <w:pPr>
-              <w:spacing w:after="0"/>
-            </w:pPr>
-            <w:r>
-              <w:rPr>
-                <w:rFonts w:ascii="Calibri" w:cs="Calibri" w:eastAsia="Calibri" w:hAnsi="Calibri"/>
-                <w:b w:val="false"/>
-                <w:bCs w:val="false"/>
-                <w:i w:val="false"/>
-                <w:iCs w:val="false"/>
-                <w:color w:val="262626"/>
-                <w:sz w:val="16"/>
-                <w:szCs w:val="16"/>
-              </w:rPr>
-              <w:t xml:space="preserve">5 — Fewer than five runs tabulated, or the driving-force column missing.</w:t>
-            </w:r>
-          </w:p>
-        </w:tc>
-        <w:tc>
-          <w:tcPr>
-            <w:tcW w:type="dxa" w:w="0"/>
-            <w:shd w:fill="FFFDF8" w:color="auto" w:val="clear"/>
-            <w:tcMar>
-              <w:top w:type="dxa" w:w="60"/>
-              <w:left w:type="dxa" w:w="90"/>
-              <w:bottom w:type="dxa" w:w="60"/>
-              <w:right w:type="dxa" w:w="90"/>
-            </w:tcMar>
-          </w:tcPr>
-          <w:p>
-            <w:pPr>
-              <w:spacing w:after="0"/>
-            </w:pPr>
-            <w:r>
-              <w:rPr>
-                <w:rFonts w:ascii="Calibri" w:cs="Calibri" w:eastAsia="Calibri" w:hAnsi="Calibri"/>
-                <w:b w:val="false"/>
-                <w:bCs w:val="false"/>
-                <w:i w:val="false"/>
-                <w:iCs w:val="false"/>
-                <w:color w:val="262626"/>
-                <w:sz w:val="16"/>
-                <w:szCs w:val="16"/>
-              </w:rPr>
-              <w:t xml:space="preserve">0 — No data tables.</w:t>
+              <w:t>12 — Table of all five runs carrying hanging mass, driving force, the fit window used, the quadratic coefficient, the acceleration and the uncertainty the fit reported. Every table numbered, captioned, with units and consistent significant digits, and referenced in the text.</w:t>
+            </w:r>
+          </w:p>
+        </w:tc>
+        <w:tc>
+          <w:tcPr>
+            <w:tcW w:type="dxa" w:w="0"/>
+            <w:shd w:fill="FFFDF8" w:color="auto" w:val="clear"/>
+            <w:tcMar>
+              <w:top w:type="dxa" w:w="60"/>
+              <w:left w:type="dxa" w:w="90"/>
+              <w:bottom w:type="dxa" w:w="60"/>
+              <w:right w:type="dxa" w:w="90"/>
+            </w:tcMar>
+          </w:tcPr>
+          <w:p>
+            <w:pPr>
+              <w:spacing w:after="0"/>
+            </w:pPr>
+            <w:r>
+              <w:rPr>
+                <w:rFonts w:ascii="Calibri" w:cs="Calibri" w:eastAsia="Calibri" w:hAnsi="Calibri"/>
+                <w:b w:val="false"/>
+                <w:bCs w:val="false"/>
+                <w:i w:val="false"/>
+                <w:iCs w:val="false"/>
+                <w:color w:val="262626"/>
+                <w:sz w:val="16"/>
+                <w:szCs w:val="16"/>
+              </w:rPr>
+              <w:t>10 — Table present; minor issues with captions, units or significant digits, or the fit windows are omitted.</w:t>
+            </w:r>
+          </w:p>
+        </w:tc>
+        <w:tc>
+          <w:tcPr>
+            <w:tcW w:type="dxa" w:w="0"/>
+            <w:shd w:fill="FFFDF8" w:color="auto" w:val="clear"/>
+            <w:tcMar>
+              <w:top w:type="dxa" w:w="60"/>
+              <w:left w:type="dxa" w:w="90"/>
+              <w:bottom w:type="dxa" w:w="60"/>
+              <w:right w:type="dxa" w:w="90"/>
+            </w:tcMar>
+          </w:tcPr>
+          <w:p>
+            <w:pPr>
+              <w:spacing w:after="0"/>
+            </w:pPr>
+            <w:r>
+              <w:rPr>
+                <w:rFonts w:ascii="Calibri" w:cs="Calibri" w:eastAsia="Calibri" w:hAnsi="Calibri"/>
+                <w:b w:val="false"/>
+                <w:bCs w:val="false"/>
+                <w:i w:val="false"/>
+                <w:iCs w:val="false"/>
+                <w:color w:val="262626"/>
+                <w:sz w:val="16"/>
+                <w:szCs w:val="16"/>
+              </w:rPr>
+              <w:t>7 — The run table is present but omits the fit windows or the fit uncertainties, or covers fewer than five runs.</w:t>
+            </w:r>
+          </w:p>
+        </w:tc>
+        <w:tc>
+          <w:tcPr>
+            <w:tcW w:type="dxa" w:w="0"/>
+            <w:shd w:fill="FFFDF8" w:color="auto" w:val="clear"/>
+            <w:tcMar>
+              <w:top w:type="dxa" w:w="60"/>
+              <w:left w:type="dxa" w:w="90"/>
+              <w:bottom w:type="dxa" w:w="60"/>
+              <w:right w:type="dxa" w:w="90"/>
+            </w:tcMar>
+          </w:tcPr>
+          <w:p>
+            <w:pPr>
+              <w:spacing w:after="0"/>
+            </w:pPr>
+            <w:r>
+              <w:rPr>
+                <w:rFonts w:ascii="Calibri" w:cs="Calibri" w:eastAsia="Calibri" w:hAnsi="Calibri"/>
+                <w:b w:val="false"/>
+                <w:bCs w:val="false"/>
+                <w:i w:val="false"/>
+                <w:iCs w:val="false"/>
+                <w:color w:val="262626"/>
+                <w:sz w:val="16"/>
+                <w:szCs w:val="16"/>
+              </w:rPr>
+              <w:t>4 — Fewer than five runs tabulated, or the driving-force column missing.</w:t>
+            </w:r>
+          </w:p>
+        </w:tc>
+        <w:tc>
+          <w:tcPr>
+            <w:tcW w:type="dxa" w:w="1512"/>
+          </w:tcPr>
+          <w:p>
+            <w:r>
+              <w:t>0 — No data tables.</w:t>
             </w:r>
           </w:p>
         </w:tc>
@@ -1442,94 +1513,104 @@
                 <w:sz w:val="16"/>
                 <w:szCs w:val="16"/>
               </w:rPr>
-              <w:t xml:space="preserve">9 — Acceleration against driving force, with the fitted straight line, axes labelled with units, numbered and captioned and described in the text; AND at least one position-versus-time graph shown with its fitted parabola, so a reader can see which points were used.</w:t>
-            </w:r>
-          </w:p>
-        </w:tc>
-        <w:tc>
-          <w:tcPr>
-            <w:tcW w:type="dxa" w:w="0"/>
-            <w:tcMar>
-              <w:top w:type="dxa" w:w="60"/>
-              <w:left w:type="dxa" w:w="90"/>
-              <w:bottom w:type="dxa" w:w="60"/>
-              <w:right w:type="dxa" w:w="90"/>
-            </w:tcMar>
-          </w:tcPr>
-          <w:p>
-            <w:pPr>
-              <w:spacing w:after="0"/>
-            </w:pPr>
-            <w:r>
-              <w:rPr>
-                <w:rFonts w:ascii="Calibri" w:cs="Calibri" w:eastAsia="Calibri" w:hAnsi="Calibri"/>
-                <w:b w:val="false"/>
-                <w:bCs w:val="false"/>
-                <w:i w:val="false"/>
-                <w:iCs w:val="false"/>
-                <w:color w:val="262626"/>
-                <w:sz w:val="16"/>
-                <w:szCs w:val="16"/>
-              </w:rPr>
-              <w:t xml:space="preserve">7 — The a-versus-F graph is complete, but no position-versus-time graph is shown, or the axes are reversed.</w:t>
-            </w:r>
-          </w:p>
-        </w:tc>
-        <w:tc>
-          <w:tcPr>
-            <w:tcW w:type="dxa" w:w="0"/>
-            <w:tcMar>
-              <w:top w:type="dxa" w:w="60"/>
-              <w:left w:type="dxa" w:w="90"/>
-              <w:bottom w:type="dxa" w:w="60"/>
-              <w:right w:type="dxa" w:w="90"/>
-            </w:tcMar>
-          </w:tcPr>
-          <w:p>
-            <w:pPr>
-              <w:spacing w:after="0"/>
-            </w:pPr>
-            <w:r>
-              <w:rPr>
-                <w:rFonts w:ascii="Calibri" w:cs="Calibri" w:eastAsia="Calibri" w:hAnsi="Calibri"/>
-                <w:b w:val="false"/>
-                <w:bCs w:val="false"/>
-                <w:i w:val="false"/>
-                <w:iCs w:val="false"/>
-                <w:color w:val="262626"/>
-                <w:sz w:val="16"/>
-                <w:szCs w:val="16"/>
-              </w:rPr>
-              <w:t xml:space="preserve">4 — Points joined dot-to-dot, or no fitted line.</w:t>
-            </w:r>
-          </w:p>
-        </w:tc>
-        <w:tc>
-          <w:tcPr>
-            <w:tcW w:type="dxa" w:w="0"/>
-            <w:tcMar>
-              <w:top w:type="dxa" w:w="60"/>
-              <w:left w:type="dxa" w:w="90"/>
-              <w:bottom w:type="dxa" w:w="60"/>
-              <w:right w:type="dxa" w:w="90"/>
-            </w:tcMar>
-          </w:tcPr>
-          <w:p>
-            <w:pPr>
-              <w:spacing w:after="0"/>
-            </w:pPr>
-            <w:r>
-              <w:rPr>
-                <w:rFonts w:ascii="Calibri" w:cs="Calibri" w:eastAsia="Calibri" w:hAnsi="Calibri"/>
-                <w:b w:val="false"/>
-                <w:bCs w:val="false"/>
-                <w:i w:val="false"/>
-                <w:iCs w:val="false"/>
-                <w:color w:val="262626"/>
-                <w:sz w:val="16"/>
-                <w:szCs w:val="16"/>
-              </w:rPr>
-              <w:t xml:space="preserve">0 — No graph.</w:t>
+              <w:t>9 — Acceleration against driving force, with the fitted straight line, axes labelled with units, numbered and captioned and described in the text; AND at least one position-versus-time graph shown with its fitted parabola, so a reader can see which points were used.</w:t>
+            </w:r>
+          </w:p>
+        </w:tc>
+        <w:tc>
+          <w:tcPr>
+            <w:tcW w:type="dxa" w:w="0"/>
+            <w:tcMar>
+              <w:top w:type="dxa" w:w="60"/>
+              <w:left w:type="dxa" w:w="90"/>
+              <w:bottom w:type="dxa" w:w="60"/>
+              <w:right w:type="dxa" w:w="90"/>
+            </w:tcMar>
+          </w:tcPr>
+          <w:p>
+            <w:pPr>
+              <w:spacing w:after="0"/>
+            </w:pPr>
+            <w:r>
+              <w:rPr>
+                <w:rFonts w:ascii="Calibri" w:cs="Calibri" w:eastAsia="Calibri" w:hAnsi="Calibri"/>
+                <w:b w:val="false"/>
+                <w:bCs w:val="false"/>
+                <w:i w:val="false"/>
+                <w:iCs w:val="false"/>
+                <w:color w:val="262626"/>
+                <w:sz w:val="16"/>
+                <w:szCs w:val="16"/>
+              </w:rPr>
+              <w:t>7 — Both graphs present and correctly plotted; a caption or the in-text description is incomplete.</w:t>
+            </w:r>
+          </w:p>
+        </w:tc>
+        <w:tc>
+          <w:tcPr>
+            <w:tcW w:type="dxa" w:w="0"/>
+            <w:tcMar>
+              <w:top w:type="dxa" w:w="60"/>
+              <w:left w:type="dxa" w:w="90"/>
+              <w:bottom w:type="dxa" w:w="60"/>
+              <w:right w:type="dxa" w:w="90"/>
+            </w:tcMar>
+          </w:tcPr>
+          <w:p>
+            <w:pPr>
+              <w:spacing w:after="0"/>
+            </w:pPr>
+            <w:r>
+              <w:rPr>
+                <w:rFonts w:ascii="Calibri" w:cs="Calibri" w:eastAsia="Calibri" w:hAnsi="Calibri"/>
+                <w:b w:val="false"/>
+                <w:bCs w:val="false"/>
+                <w:i w:val="false"/>
+                <w:iCs w:val="false"/>
+                <w:color w:val="262626"/>
+                <w:sz w:val="16"/>
+                <w:szCs w:val="16"/>
+              </w:rPr>
+              <w:t>5 — The a-versus-F graph is complete, but no position-versus-time graph is shown.</w:t>
+            </w:r>
+          </w:p>
+        </w:tc>
+        <w:tc>
+          <w:tcPr>
+            <w:tcW w:type="dxa" w:w="0"/>
+            <w:tcMar>
+              <w:top w:type="dxa" w:w="60"/>
+              <w:left w:type="dxa" w:w="90"/>
+              <w:bottom w:type="dxa" w:w="60"/>
+              <w:right w:type="dxa" w:w="90"/>
+            </w:tcMar>
+          </w:tcPr>
+          <w:p>
+            <w:pPr>
+              <w:spacing w:after="0"/>
+            </w:pPr>
+            <w:r>
+              <w:rPr>
+                <w:rFonts w:ascii="Calibri" w:cs="Calibri" w:eastAsia="Calibri" w:hAnsi="Calibri"/>
+                <w:b w:val="false"/>
+                <w:bCs w:val="false"/>
+                <w:i w:val="false"/>
+                <w:iCs w:val="false"/>
+                <w:color w:val="262626"/>
+                <w:sz w:val="16"/>
+                <w:szCs w:val="16"/>
+              </w:rPr>
+              <w:t>3 — Points joined dot-to-dot, or no fitted line.</w:t>
+            </w:r>
+          </w:p>
+        </w:tc>
+        <w:tc>
+          <w:tcPr>
+            <w:tcW w:type="dxa" w:w="1512"/>
+          </w:tcPr>
+          <w:p>
+            <w:r>
+              <w:t>0 — No graph.</w:t>
             </w:r>
           </w:p>
         </w:tc>
@@ -1622,97 +1703,107 @@
                 <w:sz w:val="16"/>
                 <w:szCs w:val="16"/>
               </w:rPr>
-              <w:t xml:space="preserve">13 — One worked sample of each type, with units at every step: driving force from the hanging mass, acceleration from the quadratic coefficient, total mass from the slope, propagation of the slope's uncertainty into the mass, and percent error.</w:t>
-            </w:r>
-          </w:p>
-        </w:tc>
-        <w:tc>
-          <w:tcPr>
-            <w:tcW w:type="dxa" w:w="0"/>
-            <w:shd w:fill="FFFDF8" w:color="auto" w:val="clear"/>
-            <w:tcMar>
-              <w:top w:type="dxa" w:w="60"/>
-              <w:left w:type="dxa" w:w="90"/>
-              <w:bottom w:type="dxa" w:w="60"/>
-              <w:right w:type="dxa" w:w="90"/>
-            </w:tcMar>
-          </w:tcPr>
-          <w:p>
-            <w:pPr>
-              <w:spacing w:after="0"/>
-            </w:pPr>
-            <w:r>
-              <w:rPr>
-                <w:rFonts w:ascii="Calibri" w:cs="Calibri" w:eastAsia="Calibri" w:hAnsi="Calibri"/>
-                <w:b w:val="false"/>
-                <w:bCs w:val="false"/>
-                <w:i w:val="false"/>
-                <w:iCs w:val="false"/>
-                <w:color w:val="262626"/>
-                <w:sz w:val="16"/>
-                <w:szCs w:val="16"/>
-              </w:rPr>
-              <w:t xml:space="preserve">10 — All types present with minor unit or rounding slips.</w:t>
-            </w:r>
-          </w:p>
-        </w:tc>
-        <w:tc>
-          <w:tcPr>
-            <w:tcW w:type="dxa" w:w="0"/>
-            <w:shd w:fill="FFFDF8" w:color="auto" w:val="clear"/>
-            <w:tcMar>
-              <w:top w:type="dxa" w:w="60"/>
-              <w:left w:type="dxa" w:w="90"/>
-              <w:bottom w:type="dxa" w:w="60"/>
-              <w:right w:type="dxa" w:w="90"/>
-            </w:tcMar>
-          </w:tcPr>
-          <w:p>
-            <w:pPr>
-              <w:spacing w:after="0"/>
-            </w:pPr>
-            <w:r>
-              <w:rPr>
-                <w:rFonts w:ascii="Calibri" w:cs="Calibri" w:eastAsia="Calibri" w:hAnsi="Calibri"/>
-                <w:b w:val="false"/>
-                <w:bCs w:val="false"/>
-                <w:i w:val="false"/>
-                <w:iCs w:val="false"/>
-                <w:color w:val="262626"/>
-                <w:sz w:val="16"/>
-                <w:szCs w:val="16"/>
-              </w:rPr>
-              <w:t xml:space="preserve">5 — Some types missing, or units given only in the final answer.</w:t>
-            </w:r>
-          </w:p>
-        </w:tc>
-        <w:tc>
-          <w:tcPr>
-            <w:tcW w:type="dxa" w:w="0"/>
-            <w:shd w:fill="FFFDF8" w:color="auto" w:val="clear"/>
-            <w:tcMar>
-              <w:top w:type="dxa" w:w="60"/>
-              <w:left w:type="dxa" w:w="90"/>
-              <w:bottom w:type="dxa" w:w="60"/>
-              <w:right w:type="dxa" w:w="90"/>
-            </w:tcMar>
-          </w:tcPr>
-          <w:p>
-            <w:pPr>
-              <w:spacing w:after="0"/>
-            </w:pPr>
-            <w:r>
-              <w:rPr>
-                <w:rFonts w:ascii="Calibri" w:cs="Calibri" w:eastAsia="Calibri" w:hAnsi="Calibri"/>
-                <w:b w:val="false"/>
-                <w:bCs w:val="false"/>
-                <w:i w:val="false"/>
-                <w:iCs w:val="false"/>
-                <w:color w:val="262626"/>
-                <w:sz w:val="16"/>
-                <w:szCs w:val="16"/>
-              </w:rPr>
-              <w:t xml:space="preserve">0 — No sample calculations.</w:t>
+              <w:t>13 — One worked sample of each type, with units at every step: driving force from the hanging mass, acceleration from the quadratic coefficient, total mass from the slope, propagation of the slope's uncertainty into the mass, and percent error.</w:t>
+            </w:r>
+          </w:p>
+        </w:tc>
+        <w:tc>
+          <w:tcPr>
+            <w:tcW w:type="dxa" w:w="0"/>
+            <w:shd w:fill="FFFDF8" w:color="auto" w:val="clear"/>
+            <w:tcMar>
+              <w:top w:type="dxa" w:w="60"/>
+              <w:left w:type="dxa" w:w="90"/>
+              <w:bottom w:type="dxa" w:w="60"/>
+              <w:right w:type="dxa" w:w="90"/>
+            </w:tcMar>
+          </w:tcPr>
+          <w:p>
+            <w:pPr>
+              <w:spacing w:after="0"/>
+            </w:pPr>
+            <w:r>
+              <w:rPr>
+                <w:rFonts w:ascii="Calibri" w:cs="Calibri" w:eastAsia="Calibri" w:hAnsi="Calibri"/>
+                <w:b w:val="false"/>
+                <w:bCs w:val="false"/>
+                <w:i w:val="false"/>
+                <w:iCs w:val="false"/>
+                <w:color w:val="262626"/>
+                <w:sz w:val="16"/>
+                <w:szCs w:val="16"/>
+              </w:rPr>
+              <w:t>11 — All types present with minor unit or rounding slips.</w:t>
+            </w:r>
+          </w:p>
+        </w:tc>
+        <w:tc>
+          <w:tcPr>
+            <w:tcW w:type="dxa" w:w="0"/>
+            <w:shd w:fill="FFFDF8" w:color="auto" w:val="clear"/>
+            <w:tcMar>
+              <w:top w:type="dxa" w:w="60"/>
+              <w:left w:type="dxa" w:w="90"/>
+              <w:bottom w:type="dxa" w:w="60"/>
+              <w:right w:type="dxa" w:w="90"/>
+            </w:tcMar>
+          </w:tcPr>
+          <w:p>
+            <w:pPr>
+              <w:spacing w:after="0"/>
+            </w:pPr>
+            <w:r>
+              <w:rPr>
+                <w:rFonts w:ascii="Calibri" w:cs="Calibri" w:eastAsia="Calibri" w:hAnsi="Calibri"/>
+                <w:b w:val="false"/>
+                <w:bCs w:val="false"/>
+                <w:i w:val="false"/>
+                <w:iCs w:val="false"/>
+                <w:color w:val="262626"/>
+                <w:sz w:val="16"/>
+                <w:szCs w:val="16"/>
+              </w:rPr>
+              <w:t>8 — Three or four of the five types worked; one or two missing.</w:t>
+            </w:r>
+          </w:p>
+        </w:tc>
+        <w:tc>
+          <w:tcPr>
+            <w:tcW w:type="dxa" w:w="0"/>
+            <w:shd w:fill="FFFDF8" w:color="auto" w:val="clear"/>
+            <w:tcMar>
+              <w:top w:type="dxa" w:w="60"/>
+              <w:left w:type="dxa" w:w="90"/>
+              <w:bottom w:type="dxa" w:w="60"/>
+              <w:right w:type="dxa" w:w="90"/>
+            </w:tcMar>
+          </w:tcPr>
+          <w:p>
+            <w:pPr>
+              <w:spacing w:after="0"/>
+            </w:pPr>
+            <w:r>
+              <w:rPr>
+                <w:rFonts w:ascii="Calibri" w:cs="Calibri" w:eastAsia="Calibri" w:hAnsi="Calibri"/>
+                <w:b w:val="false"/>
+                <w:bCs w:val="false"/>
+                <w:i w:val="false"/>
+                <w:iCs w:val="false"/>
+                <w:color w:val="262626"/>
+                <w:sz w:val="16"/>
+                <w:szCs w:val="16"/>
+              </w:rPr>
+              <w:t>4 — Some types missing, or units given only in the final answer.</w:t>
+            </w:r>
+          </w:p>
+        </w:tc>
+        <w:tc>
+          <w:tcPr>
+            <w:tcW w:type="dxa" w:w="1512"/>
+          </w:tcPr>
+          <w:p>
+            <w:r>
+              <w:t>0 — No sample calculations.</w:t>
             </w:r>
           </w:p>
         </w:tc>
@@ -1802,94 +1893,104 @@
                 <w:sz w:val="16"/>
                 <w:szCs w:val="16"/>
               </w:rPr>
-              <w:t xml:space="preserve">15 — Opens with the experimental mass ± uncertainty; addresses BOTH verification criteria by name — that acceleration rises in proportion to force, AND that the slope equals 1/M_T; discusses the intercept rather than ignoring it; explains the DIRECTION of the discrepancy and not only its size; states whether the hypothesis is confirmed and argues it with the 10% rule.</w:t>
-            </w:r>
-          </w:p>
-        </w:tc>
-        <w:tc>
-          <w:tcPr>
-            <w:tcW w:type="dxa" w:w="0"/>
-            <w:tcMar>
-              <w:top w:type="dxa" w:w="60"/>
-              <w:left w:type="dxa" w:w="90"/>
-              <w:bottom w:type="dxa" w:w="60"/>
-              <w:right w:type="dxa" w:w="90"/>
-            </w:tcMar>
-          </w:tcPr>
-          <w:p>
-            <w:pPr>
-              <w:spacing w:after="0"/>
-            </w:pPr>
-            <w:r>
-              <w:rPr>
-                <w:rFonts w:ascii="Calibri" w:cs="Calibri" w:eastAsia="Calibri" w:hAnsi="Calibri"/>
-                <w:b w:val="false"/>
-                <w:bCs w:val="false"/>
-                <w:i w:val="false"/>
-                <w:iCs w:val="false"/>
-                <w:color w:val="262626"/>
-                <w:sz w:val="16"/>
-                <w:szCs w:val="16"/>
-              </w:rPr>
-              <w:t xml:space="preserve">12 — Most of the above; one element thin or missing — most often the intercept, or the direction of the discrepancy.</w:t>
-            </w:r>
-          </w:p>
-        </w:tc>
-        <w:tc>
-          <w:tcPr>
-            <w:tcW w:type="dxa" w:w="0"/>
-            <w:tcMar>
-              <w:top w:type="dxa" w:w="60"/>
-              <w:left w:type="dxa" w:w="90"/>
-              <w:bottom w:type="dxa" w:w="60"/>
-              <w:right w:type="dxa" w:w="90"/>
-            </w:tcMar>
-          </w:tcPr>
-          <w:p>
-            <w:pPr>
-              <w:spacing w:after="0"/>
-            </w:pPr>
-            <w:r>
-              <w:rPr>
-                <w:rFonts w:ascii="Calibri" w:cs="Calibri" w:eastAsia="Calibri" w:hAnsi="Calibri"/>
-                <w:b w:val="false"/>
-                <w:bCs w:val="false"/>
-                <w:i w:val="false"/>
-                <w:iCs w:val="false"/>
-                <w:color w:val="262626"/>
-                <w:sz w:val="16"/>
-                <w:szCs w:val="16"/>
-              </w:rPr>
-              <w:t xml:space="preserve">6 — Restates the results without interpreting them, or treats a straight line on its own as proof of the second law.</w:t>
-            </w:r>
-          </w:p>
-        </w:tc>
-        <w:tc>
-          <w:tcPr>
-            <w:tcW w:type="dxa" w:w="0"/>
-            <w:tcMar>
-              <w:top w:type="dxa" w:w="60"/>
-              <w:left w:type="dxa" w:w="90"/>
-              <w:bottom w:type="dxa" w:w="60"/>
-              <w:right w:type="dxa" w:w="90"/>
-            </w:tcMar>
-          </w:tcPr>
-          <w:p>
-            <w:pPr>
-              <w:spacing w:after="0"/>
-            </w:pPr>
-            <w:r>
-              <w:rPr>
-                <w:rFonts w:ascii="Calibri" w:cs="Calibri" w:eastAsia="Calibri" w:hAnsi="Calibri"/>
-                <w:b w:val="false"/>
-                <w:bCs w:val="false"/>
-                <w:i w:val="false"/>
-                <w:iCs w:val="false"/>
-                <w:color w:val="262626"/>
-                <w:sz w:val="16"/>
-                <w:szCs w:val="16"/>
-              </w:rPr>
-              <w:t xml:space="preserve">0 — No discussion.</w:t>
+              <w:t>15 — Opens with the experimental mass ± uncertainty; addresses BOTH verification criteria by name — that acceleration rises in proportion to force, AND that the slope equals 1/M_T; discusses the intercept rather than ignoring it; explains the DIRECTION of the discrepancy and not only its size; states whether the hypothesis is confirmed and argues it with the 10% rule.</w:t>
+            </w:r>
+          </w:p>
+        </w:tc>
+        <w:tc>
+          <w:tcPr>
+            <w:tcW w:type="dxa" w:w="0"/>
+            <w:tcMar>
+              <w:top w:type="dxa" w:w="60"/>
+              <w:left w:type="dxa" w:w="90"/>
+              <w:bottom w:type="dxa" w:w="60"/>
+              <w:right w:type="dxa" w:w="90"/>
+            </w:tcMar>
+          </w:tcPr>
+          <w:p>
+            <w:pPr>
+              <w:spacing w:after="0"/>
+            </w:pPr>
+            <w:r>
+              <w:rPr>
+                <w:rFonts w:ascii="Calibri" w:cs="Calibri" w:eastAsia="Calibri" w:hAnsi="Calibri"/>
+                <w:b w:val="false"/>
+                <w:bCs w:val="false"/>
+                <w:i w:val="false"/>
+                <w:iCs w:val="false"/>
+                <w:color w:val="262626"/>
+                <w:sz w:val="16"/>
+                <w:szCs w:val="16"/>
+              </w:rPr>
+              <w:t>12 — Most of the above; one element thin or missing — most often the intercept, or the direction of the discrepancy.</w:t>
+            </w:r>
+          </w:p>
+        </w:tc>
+        <w:tc>
+          <w:tcPr>
+            <w:tcW w:type="dxa" w:w="0"/>
+            <w:tcMar>
+              <w:top w:type="dxa" w:w="60"/>
+              <w:left w:type="dxa" w:w="90"/>
+              <w:bottom w:type="dxa" w:w="60"/>
+              <w:right w:type="dxa" w:w="90"/>
+            </w:tcMar>
+          </w:tcPr>
+          <w:p>
+            <w:pPr>
+              <w:spacing w:after="0"/>
+            </w:pPr>
+            <w:r>
+              <w:rPr>
+                <w:rFonts w:ascii="Calibri" w:cs="Calibri" w:eastAsia="Calibri" w:hAnsi="Calibri"/>
+                <w:b w:val="false"/>
+                <w:bCs w:val="false"/>
+                <w:i w:val="false"/>
+                <w:iCs w:val="false"/>
+                <w:color w:val="262626"/>
+                <w:sz w:val="16"/>
+                <w:szCs w:val="16"/>
+              </w:rPr>
+              <w:t>9 — Opens with a result and interprets it, but two or three of the required moves are absent — one of the two verification criteria, the intercept, the direction of the discrepancy, or the 10% argument.</w:t>
+            </w:r>
+          </w:p>
+        </w:tc>
+        <w:tc>
+          <w:tcPr>
+            <w:tcW w:type="dxa" w:w="0"/>
+            <w:tcMar>
+              <w:top w:type="dxa" w:w="60"/>
+              <w:left w:type="dxa" w:w="90"/>
+              <w:bottom w:type="dxa" w:w="60"/>
+              <w:right w:type="dxa" w:w="90"/>
+            </w:tcMar>
+          </w:tcPr>
+          <w:p>
+            <w:pPr>
+              <w:spacing w:after="0"/>
+            </w:pPr>
+            <w:r>
+              <w:rPr>
+                <w:rFonts w:ascii="Calibri" w:cs="Calibri" w:eastAsia="Calibri" w:hAnsi="Calibri"/>
+                <w:b w:val="false"/>
+                <w:bCs w:val="false"/>
+                <w:i w:val="false"/>
+                <w:iCs w:val="false"/>
+                <w:color w:val="262626"/>
+                <w:sz w:val="16"/>
+                <w:szCs w:val="16"/>
+              </w:rPr>
+              <w:t>5 — Restates the results without interpreting them, or treats a straight line on its own as proof of the second law.</w:t>
+            </w:r>
+          </w:p>
+        </w:tc>
+        <w:tc>
+          <w:tcPr>
+            <w:tcW w:type="dxa" w:w="1512"/>
+          </w:tcPr>
+          <w:p>
+            <w:r>
+              <w:t>0 — No discussion.</w:t>
             </w:r>
           </w:p>
         </w:tc>
@@ -1982,97 +2083,107 @@
                 <w:sz w:val="16"/>
                 <w:szCs w:val="16"/>
               </w:rPr>
-              <w:t xml:space="preserve">5 — All handout questions answered in paragraphs, in a dedicated section.</w:t>
-            </w:r>
-          </w:p>
-        </w:tc>
-        <w:tc>
-          <w:tcPr>
-            <w:tcW w:type="dxa" w:w="0"/>
-            <w:shd w:fill="FFFDF8" w:color="auto" w:val="clear"/>
-            <w:tcMar>
-              <w:top w:type="dxa" w:w="60"/>
-              <w:left w:type="dxa" w:w="90"/>
-              <w:bottom w:type="dxa" w:w="60"/>
-              <w:right w:type="dxa" w:w="90"/>
-            </w:tcMar>
-          </w:tcPr>
-          <w:p>
-            <w:pPr>
-              <w:spacing w:after="0"/>
-            </w:pPr>
-            <w:r>
-              <w:rPr>
-                <w:rFonts w:ascii="Calibri" w:cs="Calibri" w:eastAsia="Calibri" w:hAnsi="Calibri"/>
-                <w:b w:val="false"/>
-                <w:bCs w:val="false"/>
-                <w:i w:val="false"/>
-                <w:iCs w:val="false"/>
-                <w:color w:val="262626"/>
-                <w:sz w:val="16"/>
-                <w:szCs w:val="16"/>
-              </w:rPr>
-              <w:t xml:space="preserve">4 — One or two answered thinly.</w:t>
-            </w:r>
-          </w:p>
-        </w:tc>
-        <w:tc>
-          <w:tcPr>
-            <w:tcW w:type="dxa" w:w="0"/>
-            <w:shd w:fill="FFFDF8" w:color="auto" w:val="clear"/>
-            <w:tcMar>
-              <w:top w:type="dxa" w:w="60"/>
-              <w:left w:type="dxa" w:w="90"/>
-              <w:bottom w:type="dxa" w:w="60"/>
-              <w:right w:type="dxa" w:w="90"/>
-            </w:tcMar>
-          </w:tcPr>
-          <w:p>
-            <w:pPr>
-              <w:spacing w:after="0"/>
-            </w:pPr>
-            <w:r>
-              <w:rPr>
-                <w:rFonts w:ascii="Calibri" w:cs="Calibri" w:eastAsia="Calibri" w:hAnsi="Calibri"/>
-                <w:b w:val="false"/>
-                <w:bCs w:val="false"/>
-                <w:i w:val="false"/>
-                <w:iCs w:val="false"/>
-                <w:color w:val="262626"/>
-                <w:sz w:val="16"/>
-                <w:szCs w:val="16"/>
-              </w:rPr>
-              <w:t xml:space="preserve">2 — Answered as a bare list, or several skipped.</w:t>
-            </w:r>
-          </w:p>
-        </w:tc>
-        <w:tc>
-          <w:tcPr>
-            <w:tcW w:type="dxa" w:w="0"/>
-            <w:shd w:fill="FFFDF8" w:color="auto" w:val="clear"/>
-            <w:tcMar>
-              <w:top w:type="dxa" w:w="60"/>
-              <w:left w:type="dxa" w:w="90"/>
-              <w:bottom w:type="dxa" w:w="60"/>
-              <w:right w:type="dxa" w:w="90"/>
-            </w:tcMar>
-          </w:tcPr>
-          <w:p>
-            <w:pPr>
-              <w:spacing w:after="0"/>
-            </w:pPr>
-            <w:r>
-              <w:rPr>
-                <w:rFonts w:ascii="Calibri" w:cs="Calibri" w:eastAsia="Calibri" w:hAnsi="Calibri"/>
-                <w:b w:val="false"/>
-                <w:bCs w:val="false"/>
-                <w:i w:val="false"/>
-                <w:iCs w:val="false"/>
-                <w:color w:val="262626"/>
-                <w:sz w:val="16"/>
-                <w:szCs w:val="16"/>
-              </w:rPr>
-              <w:t xml:space="preserve">0 — Not answered.</w:t>
+              <w:t>5 — All three Additional Questions (AQ1–AQ3) answered in paragraphs, in a dedicated section.</w:t>
+            </w:r>
+          </w:p>
+        </w:tc>
+        <w:tc>
+          <w:tcPr>
+            <w:tcW w:type="dxa" w:w="0"/>
+            <w:shd w:fill="FFFDF8" w:color="auto" w:val="clear"/>
+            <w:tcMar>
+              <w:top w:type="dxa" w:w="60"/>
+              <w:left w:type="dxa" w:w="90"/>
+              <w:bottom w:type="dxa" w:w="60"/>
+              <w:right w:type="dxa" w:w="90"/>
+            </w:tcMar>
+          </w:tcPr>
+          <w:p>
+            <w:pPr>
+              <w:spacing w:after="0"/>
+            </w:pPr>
+            <w:r>
+              <w:rPr>
+                <w:rFonts w:ascii="Calibri" w:cs="Calibri" w:eastAsia="Calibri" w:hAnsi="Calibri"/>
+                <w:b w:val="false"/>
+                <w:bCs w:val="false"/>
+                <w:i w:val="false"/>
+                <w:iCs w:val="false"/>
+                <w:color w:val="262626"/>
+                <w:sz w:val="16"/>
+                <w:szCs w:val="16"/>
+              </w:rPr>
+              <w:t>4 — One of the three answered thinly.</w:t>
+            </w:r>
+          </w:p>
+        </w:tc>
+        <w:tc>
+          <w:tcPr>
+            <w:tcW w:type="dxa" w:w="0"/>
+            <w:shd w:fill="FFFDF8" w:color="auto" w:val="clear"/>
+            <w:tcMar>
+              <w:top w:type="dxa" w:w="60"/>
+              <w:left w:type="dxa" w:w="90"/>
+              <w:bottom w:type="dxa" w:w="60"/>
+              <w:right w:type="dxa" w:w="90"/>
+            </w:tcMar>
+          </w:tcPr>
+          <w:p>
+            <w:pPr>
+              <w:spacing w:after="0"/>
+            </w:pPr>
+            <w:r>
+              <w:rPr>
+                <w:rFonts w:ascii="Calibri" w:cs="Calibri" w:eastAsia="Calibri" w:hAnsi="Calibri"/>
+                <w:b w:val="false"/>
+                <w:bCs w:val="false"/>
+                <w:i w:val="false"/>
+                <w:iCs w:val="false"/>
+                <w:color w:val="262626"/>
+                <w:sz w:val="16"/>
+                <w:szCs w:val="16"/>
+              </w:rPr>
+              <w:t>3 — Answered inside another section rather than under their own heading.</w:t>
+            </w:r>
+          </w:p>
+        </w:tc>
+        <w:tc>
+          <w:tcPr>
+            <w:tcW w:type="dxa" w:w="0"/>
+            <w:shd w:fill="FFFDF8" w:color="auto" w:val="clear"/>
+            <w:tcMar>
+              <w:top w:type="dxa" w:w="60"/>
+              <w:left w:type="dxa" w:w="90"/>
+              <w:bottom w:type="dxa" w:w="60"/>
+              <w:right w:type="dxa" w:w="90"/>
+            </w:tcMar>
+          </w:tcPr>
+          <w:p>
+            <w:pPr>
+              <w:spacing w:after="0"/>
+            </w:pPr>
+            <w:r>
+              <w:rPr>
+                <w:rFonts w:ascii="Calibri" w:cs="Calibri" w:eastAsia="Calibri" w:hAnsi="Calibri"/>
+                <w:b w:val="false"/>
+                <w:bCs w:val="false"/>
+                <w:i w:val="false"/>
+                <w:iCs w:val="false"/>
+                <w:color w:val="262626"/>
+                <w:sz w:val="16"/>
+                <w:szCs w:val="16"/>
+              </w:rPr>
+              <w:t>2 — Answered as a bare list, or one of the three skipped.</w:t>
+            </w:r>
+          </w:p>
+        </w:tc>
+        <w:tc>
+          <w:tcPr>
+            <w:tcW w:type="dxa" w:w="1512"/>
+          </w:tcPr>
+          <w:p>
+            <w:r>
+              <w:t>0 — Not answered.</w:t>
             </w:r>
           </w:p>
         </w:tc>
@@ -2162,94 +2273,104 @@
                 <w:sz w:val="16"/>
                 <w:szCs w:val="16"/>
               </w:rPr>
-              <w:t xml:space="preserve">5 — Three to four sentences: numerical result with percent error, a definitive verified / not-verified statement, and one concrete improvement to the measurement.</w:t>
-            </w:r>
-          </w:p>
-        </w:tc>
-        <w:tc>
-          <w:tcPr>
-            <w:tcW w:type="dxa" w:w="0"/>
-            <w:tcMar>
-              <w:top w:type="dxa" w:w="60"/>
-              <w:left w:type="dxa" w:w="90"/>
-              <w:bottom w:type="dxa" w:w="60"/>
-              <w:right w:type="dxa" w:w="90"/>
-            </w:tcMar>
-          </w:tcPr>
-          <w:p>
-            <w:pPr>
-              <w:spacing w:after="0"/>
-            </w:pPr>
-            <w:r>
-              <w:rPr>
-                <w:rFonts w:ascii="Calibri" w:cs="Calibri" w:eastAsia="Calibri" w:hAnsi="Calibri"/>
-                <w:b w:val="false"/>
-                <w:bCs w:val="false"/>
-                <w:i w:val="false"/>
-                <w:iCs w:val="false"/>
-                <w:color w:val="262626"/>
-                <w:sz w:val="16"/>
-                <w:szCs w:val="16"/>
-              </w:rPr>
-              <w:t xml:space="preserve">4 — Present but missing the numbers or the verdict.</w:t>
-            </w:r>
-          </w:p>
-        </w:tc>
-        <w:tc>
-          <w:tcPr>
-            <w:tcW w:type="dxa" w:w="0"/>
-            <w:tcMar>
-              <w:top w:type="dxa" w:w="60"/>
-              <w:left w:type="dxa" w:w="90"/>
-              <w:bottom w:type="dxa" w:w="60"/>
-              <w:right w:type="dxa" w:w="90"/>
-            </w:tcMar>
-          </w:tcPr>
-          <w:p>
-            <w:pPr>
-              <w:spacing w:after="0"/>
-            </w:pPr>
-            <w:r>
-              <w:rPr>
-                <w:rFonts w:ascii="Calibri" w:cs="Calibri" w:eastAsia="Calibri" w:hAnsi="Calibri"/>
-                <w:b w:val="false"/>
-                <w:bCs w:val="false"/>
-                <w:i w:val="false"/>
-                <w:iCs w:val="false"/>
-                <w:color w:val="262626"/>
-                <w:sz w:val="16"/>
-                <w:szCs w:val="16"/>
-              </w:rPr>
-              <w:t xml:space="preserve">2 — Present but vague, or a repeat of the discussion.</w:t>
-            </w:r>
-          </w:p>
-        </w:tc>
-        <w:tc>
-          <w:tcPr>
-            <w:tcW w:type="dxa" w:w="0"/>
-            <w:tcMar>
-              <w:top w:type="dxa" w:w="60"/>
-              <w:left w:type="dxa" w:w="90"/>
-              <w:bottom w:type="dxa" w:w="60"/>
-              <w:right w:type="dxa" w:w="90"/>
-            </w:tcMar>
-          </w:tcPr>
-          <w:p>
-            <w:pPr>
-              <w:spacing w:after="0"/>
-            </w:pPr>
-            <w:r>
-              <w:rPr>
-                <w:rFonts w:ascii="Calibri" w:cs="Calibri" w:eastAsia="Calibri" w:hAnsi="Calibri"/>
-                <w:b w:val="false"/>
-                <w:bCs w:val="false"/>
-                <w:i w:val="false"/>
-                <w:iCs w:val="false"/>
-                <w:color w:val="262626"/>
-                <w:sz w:val="16"/>
-                <w:szCs w:val="16"/>
-              </w:rPr>
-              <w:t xml:space="preserve">0 — No conclusion.</w:t>
+              <w:t>5 — Three to four sentences: numerical result with percent error, a definitive verified / not-verified statement, and one concrete improvement to the measurement.</w:t>
+            </w:r>
+          </w:p>
+        </w:tc>
+        <w:tc>
+          <w:tcPr>
+            <w:tcW w:type="dxa" w:w="0"/>
+            <w:tcMar>
+              <w:top w:type="dxa" w:w="60"/>
+              <w:left w:type="dxa" w:w="90"/>
+              <w:bottom w:type="dxa" w:w="60"/>
+              <w:right w:type="dxa" w:w="90"/>
+            </w:tcMar>
+          </w:tcPr>
+          <w:p>
+            <w:pPr>
+              <w:spacing w:after="0"/>
+            </w:pPr>
+            <w:r>
+              <w:rPr>
+                <w:rFonts w:ascii="Calibri" w:cs="Calibri" w:eastAsia="Calibri" w:hAnsi="Calibri"/>
+                <w:b w:val="false"/>
+                <w:bCs w:val="false"/>
+                <w:i w:val="false"/>
+                <w:iCs w:val="false"/>
+                <w:color w:val="262626"/>
+                <w:sz w:val="16"/>
+                <w:szCs w:val="16"/>
+              </w:rPr>
+              <w:t>4 — Present but missing the numbers or the verdict.</w:t>
+            </w:r>
+          </w:p>
+        </w:tc>
+        <w:tc>
+          <w:tcPr>
+            <w:tcW w:type="dxa" w:w="0"/>
+            <w:tcMar>
+              <w:top w:type="dxa" w:w="60"/>
+              <w:left w:type="dxa" w:w="90"/>
+              <w:bottom w:type="dxa" w:w="60"/>
+              <w:right w:type="dxa" w:w="90"/>
+            </w:tcMar>
+          </w:tcPr>
+          <w:p>
+            <w:pPr>
+              <w:spacing w:after="0"/>
+            </w:pPr>
+            <w:r>
+              <w:rPr>
+                <w:rFonts w:ascii="Calibri" w:cs="Calibri" w:eastAsia="Calibri" w:hAnsi="Calibri"/>
+                <w:b w:val="false"/>
+                <w:bCs w:val="false"/>
+                <w:i w:val="false"/>
+                <w:iCs w:val="false"/>
+                <w:color w:val="262626"/>
+                <w:sz w:val="16"/>
+                <w:szCs w:val="16"/>
+              </w:rPr>
+              <w:t>3 — Present with the numbers but no definitive verified / not-verified verdict, or no improvement named.</w:t>
+            </w:r>
+          </w:p>
+        </w:tc>
+        <w:tc>
+          <w:tcPr>
+            <w:tcW w:type="dxa" w:w="0"/>
+            <w:tcMar>
+              <w:top w:type="dxa" w:w="60"/>
+              <w:left w:type="dxa" w:w="90"/>
+              <w:bottom w:type="dxa" w:w="60"/>
+              <w:right w:type="dxa" w:w="90"/>
+            </w:tcMar>
+          </w:tcPr>
+          <w:p>
+            <w:pPr>
+              <w:spacing w:after="0"/>
+            </w:pPr>
+            <w:r>
+              <w:rPr>
+                <w:rFonts w:ascii="Calibri" w:cs="Calibri" w:eastAsia="Calibri" w:hAnsi="Calibri"/>
+                <w:b w:val="false"/>
+                <w:bCs w:val="false"/>
+                <w:i w:val="false"/>
+                <w:iCs w:val="false"/>
+                <w:color w:val="262626"/>
+                <w:sz w:val="16"/>
+                <w:szCs w:val="16"/>
+              </w:rPr>
+              <w:t>2 — Present but vague, or a repeat of the discussion.</w:t>
+            </w:r>
+          </w:p>
+        </w:tc>
+        <w:tc>
+          <w:tcPr>
+            <w:tcW w:type="dxa" w:w="1512"/>
+          </w:tcPr>
+          <w:p>
+            <w:r>
+              <w:t>0 — No conclusion.</w:t>
             </w:r>
           </w:p>
         </w:tc>
@@ -2342,97 +2463,107 @@
                 <w:sz w:val="16"/>
                 <w:szCs w:val="16"/>
               </w:rPr>
-              <w:t xml:space="preserve">5 — At least one source beyond the textbook; Note 6 and this handout both count. Author, title and date given for each.</w:t>
-            </w:r>
-          </w:p>
-        </w:tc>
-        <w:tc>
-          <w:tcPr>
-            <w:tcW w:type="dxa" w:w="0"/>
-            <w:shd w:fill="FFFDF8" w:color="auto" w:val="clear"/>
-            <w:tcMar>
-              <w:top w:type="dxa" w:w="60"/>
-              <w:left w:type="dxa" w:w="90"/>
-              <w:bottom w:type="dxa" w:w="60"/>
-              <w:right w:type="dxa" w:w="90"/>
-            </w:tcMar>
-          </w:tcPr>
-          <w:p>
-            <w:pPr>
-              <w:spacing w:after="0"/>
-            </w:pPr>
-            <w:r>
-              <w:rPr>
-                <w:rFonts w:ascii="Calibri" w:cs="Calibri" w:eastAsia="Calibri" w:hAnsi="Calibri"/>
-                <w:b w:val="false"/>
-                <w:bCs w:val="false"/>
-                <w:i w:val="false"/>
-                <w:iCs w:val="false"/>
-                <w:color w:val="262626"/>
-                <w:sz w:val="16"/>
-                <w:szCs w:val="16"/>
-              </w:rPr>
-              <w:t xml:space="preserve">4 — Multiple references but formatting incomplete.</w:t>
-            </w:r>
-          </w:p>
-        </w:tc>
-        <w:tc>
-          <w:tcPr>
-            <w:tcW w:type="dxa" w:w="0"/>
-            <w:shd w:fill="FFFDF8" w:color="auto" w:val="clear"/>
-            <w:tcMar>
-              <w:top w:type="dxa" w:w="60"/>
-              <w:left w:type="dxa" w:w="90"/>
-              <w:bottom w:type="dxa" w:w="60"/>
-              <w:right w:type="dxa" w:w="90"/>
-            </w:tcMar>
-          </w:tcPr>
-          <w:p>
-            <w:pPr>
-              <w:spacing w:after="0"/>
-            </w:pPr>
-            <w:r>
-              <w:rPr>
-                <w:rFonts w:ascii="Calibri" w:cs="Calibri" w:eastAsia="Calibri" w:hAnsi="Calibri"/>
-                <w:b w:val="false"/>
-                <w:bCs w:val="false"/>
-                <w:i w:val="false"/>
-                <w:iCs w:val="false"/>
-                <w:color w:val="262626"/>
-                <w:sz w:val="16"/>
-                <w:szCs w:val="16"/>
-              </w:rPr>
-              <w:t xml:space="preserve">2 — Handout only.</w:t>
-            </w:r>
-          </w:p>
-        </w:tc>
-        <w:tc>
-          <w:tcPr>
-            <w:tcW w:type="dxa" w:w="0"/>
-            <w:shd w:fill="FFFDF8" w:color="auto" w:val="clear"/>
-            <w:tcMar>
-              <w:top w:type="dxa" w:w="60"/>
-              <w:left w:type="dxa" w:w="90"/>
-              <w:bottom w:type="dxa" w:w="60"/>
-              <w:right w:type="dxa" w:w="90"/>
-            </w:tcMar>
-          </w:tcPr>
-          <w:p>
-            <w:pPr>
-              <w:spacing w:after="0"/>
-            </w:pPr>
-            <w:r>
-              <w:rPr>
-                <w:rFonts w:ascii="Calibri" w:cs="Calibri" w:eastAsia="Calibri" w:hAnsi="Calibri"/>
-                <w:b w:val="false"/>
-                <w:bCs w:val="false"/>
-                <w:i w:val="false"/>
-                <w:iCs w:val="false"/>
-                <w:color w:val="262626"/>
-                <w:sz w:val="16"/>
-                <w:szCs w:val="16"/>
-              </w:rPr>
-              <w:t xml:space="preserve">0 — No references.</w:t>
+              <w:t>5 — At least one source beyond the textbook; Note 6 and this handout both count. Author, title and date given for each.</w:t>
+            </w:r>
+          </w:p>
+        </w:tc>
+        <w:tc>
+          <w:tcPr>
+            <w:tcW w:type="dxa" w:w="0"/>
+            <w:shd w:fill="FFFDF8" w:color="auto" w:val="clear"/>
+            <w:tcMar>
+              <w:top w:type="dxa" w:w="60"/>
+              <w:left w:type="dxa" w:w="90"/>
+              <w:bottom w:type="dxa" w:w="60"/>
+              <w:right w:type="dxa" w:w="90"/>
+            </w:tcMar>
+          </w:tcPr>
+          <w:p>
+            <w:pPr>
+              <w:spacing w:after="0"/>
+            </w:pPr>
+            <w:r>
+              <w:rPr>
+                <w:rFonts w:ascii="Calibri" w:cs="Calibri" w:eastAsia="Calibri" w:hAnsi="Calibri"/>
+                <w:b w:val="false"/>
+                <w:bCs w:val="false"/>
+                <w:i w:val="false"/>
+                <w:iCs w:val="false"/>
+                <w:color w:val="262626"/>
+                <w:sz w:val="16"/>
+                <w:szCs w:val="16"/>
+              </w:rPr>
+              <w:t>4 — Multiple references but formatting incomplete.</w:t>
+            </w:r>
+          </w:p>
+        </w:tc>
+        <w:tc>
+          <w:tcPr>
+            <w:tcW w:type="dxa" w:w="0"/>
+            <w:shd w:fill="FFFDF8" w:color="auto" w:val="clear"/>
+            <w:tcMar>
+              <w:top w:type="dxa" w:w="60"/>
+              <w:left w:type="dxa" w:w="90"/>
+              <w:bottom w:type="dxa" w:w="60"/>
+              <w:right w:type="dxa" w:w="90"/>
+            </w:tcMar>
+          </w:tcPr>
+          <w:p>
+            <w:pPr>
+              <w:spacing w:after="0"/>
+            </w:pPr>
+            <w:r>
+              <w:rPr>
+                <w:rFonts w:ascii="Calibri" w:cs="Calibri" w:eastAsia="Calibri" w:hAnsi="Calibri"/>
+                <w:b w:val="false"/>
+                <w:bCs w:val="false"/>
+                <w:i w:val="false"/>
+                <w:iCs w:val="false"/>
+                <w:color w:val="262626"/>
+                <w:sz w:val="16"/>
+                <w:szCs w:val="16"/>
+              </w:rPr>
+              <w:t>3 — Textbook and handout only, properly formatted.</w:t>
+            </w:r>
+          </w:p>
+        </w:tc>
+        <w:tc>
+          <w:tcPr>
+            <w:tcW w:type="dxa" w:w="0"/>
+            <w:shd w:fill="FFFDF8" w:color="auto" w:val="clear"/>
+            <w:tcMar>
+              <w:top w:type="dxa" w:w="60"/>
+              <w:left w:type="dxa" w:w="90"/>
+              <w:bottom w:type="dxa" w:w="60"/>
+              <w:right w:type="dxa" w:w="90"/>
+            </w:tcMar>
+          </w:tcPr>
+          <w:p>
+            <w:pPr>
+              <w:spacing w:after="0"/>
+            </w:pPr>
+            <w:r>
+              <w:rPr>
+                <w:rFonts w:ascii="Calibri" w:cs="Calibri" w:eastAsia="Calibri" w:hAnsi="Calibri"/>
+                <w:b w:val="false"/>
+                <w:bCs w:val="false"/>
+                <w:i w:val="false"/>
+                <w:iCs w:val="false"/>
+                <w:color w:val="262626"/>
+                <w:sz w:val="16"/>
+                <w:szCs w:val="16"/>
+              </w:rPr>
+              <w:t>2 — Handout only.</w:t>
+            </w:r>
+          </w:p>
+        </w:tc>
+        <w:tc>
+          <w:tcPr>
+            <w:tcW w:type="dxa" w:w="1512"/>
+          </w:tcPr>
+          <w:p>
+            <w:r>
+              <w:t>0 — No references.</w:t>
             </w:r>
           </w:p>
         </w:tc>
@@ -2585,7 +2716,6 @@
                 <w:sz w:val="16"/>
                 <w:szCs w:val="16"/>
               </w:rPr>
-              <w:t xml:space="preserve"/>
             </w:r>
           </w:p>
         </w:tc>
@@ -2615,8 +2745,15 @@
                 <w:sz w:val="16"/>
                 <w:szCs w:val="16"/>
               </w:rPr>
-              <w:t xml:space="preserve"/>
-            </w:r>
+            </w:r>
+          </w:p>
+        </w:tc>
+        <w:tc>
+          <w:tcPr>
+            <w:tcW w:type="dxa" w:w="1512"/>
+          </w:tcPr>
+          <w:p>
+            <w:r/>
           </w:p>
         </w:tc>
       </w:tr>
